--- a/temp/检测报告信息页.docx
+++ b/temp/检测报告信息页.docx
@@ -87,7 +87,6 @@
     <w:p>
       <w:pPr>
         <w:spacing w:beforeLines="50" w:before="156" w:afterLines="50" w:after="156"/>
-        <w:ind w:rightChars="-244" w:right="-512"/>
       </w:pPr>
       <w:r>
         <w:t>报告编号：</w:t>
@@ -105,7 +104,7 @@
         <w:rPr>
           <w:rFonts w:hint="eastAsia"/>
         </w:rPr>
-        <w:t xml:space="preserve">       </w:t>
+        <w:t xml:space="preserve">    </w:t>
       </w:r>
       <w:r>
         <w:t>共</w:t>
